--- a/Fase 1/Evidencias Grupales/1.5_GuiaEstudiante_Fase1_Definicion Proyecto APT.docx
+++ b/Fase 1/Evidencias Grupales/1.5_GuiaEstudiante_Fase1_Definicion Proyecto APT.docx
@@ -2383,7 +2383,26 @@
                 <w:szCs w:val="20"/>
                 <w:rtl w:val="0"/>
               </w:rPr>
-              <w:t xml:space="preserve">Hay además un componente que me importa por razones que exceden lo académico: administro una empresa de transporte, y trabajar con seguridad operacional, cumplimiento normativo y documentación de incidentes es algo que hago fuera del aula. Entiendo el problema desde el lado del que tiene que responder por él, no solo desde el lado del que programa la solución.</w:t>
+              <w:t xml:space="preserve">Hay además un componente que me importa por razones que exceden lo académico: </w:t>
+            </w:r>
+            <w:r>
+              <w:rPr>
+                <w:sz w:val="20"/>
+                <w:szCs w:val="20"/>
+                <w:rtl w:val="0"/>
+              </w:rPr>
+              <w:t xml:space="preserve">administrar</w:t>
+            </w:r>
+            <w:r>
+              <w:rPr>
+                <w:rFonts w:ascii="Calibri" w:cs="Calibri" w:eastAsia="Calibri" w:hAnsi="Calibri"/>
+                <w:b w:val="0"/>
+                <w:bCs w:val="0"/>
+                <w:sz w:val="20"/>
+                <w:szCs w:val="20"/>
+                <w:rtl w:val="0"/>
+              </w:rPr>
+              <w:t xml:space="preserve"> una empresa de transporte, y trabajar con seguridad operacional, cumplimiento normativo y documentación de incidentes es algo que hago fuera del aula. Entiendo el problema desde el lado del que tiene que responder por él, no solo desde el lado del que programa la solución.</w:t>
             </w:r>
             <w:r>
               <w:rPr>
@@ -2430,7 +2449,26 @@
                 <w:szCs w:val="20"/>
                 <w:rtl w:val="0"/>
               </w:rPr>
-              <w:t xml:space="preserve">Contribución a mi desarrollo profesional. En tres frentes. Primero, me obliga a cerrar mi brecha más clara: nunca he construido un plan de pruebas formal con criterios de aceptación documentados, y en un sistema de seguridad no hay forma de evitarlo. Segundo, me deja una evidencia de portafolio que puedo mostrar en una entrevista: un sistema funcionando de extremo a extremo, con su informe técnico y su estudio de viabilidad, no un ejercicio de curso. Tercero, el proyecto está formulado como producto vendible y no solo como trabajo académico, de modo que si el Capstone lo deja operativo existe la posibilidad real de continuarlo después de titularme.</w:t>
+              <w:t xml:space="preserve">Contribución a mi desarrollo profesional. En tres frentes. Primero, me obliga a cerrar </w:t>
+            </w:r>
+            <w:r>
+              <w:rPr>
+                <w:sz w:val="20"/>
+                <w:szCs w:val="20"/>
+                <w:rtl w:val="0"/>
+              </w:rPr>
+              <w:t xml:space="preserve">la brecha</w:t>
+            </w:r>
+            <w:r>
+              <w:rPr>
+                <w:rFonts w:ascii="Calibri" w:cs="Calibri" w:eastAsia="Calibri" w:hAnsi="Calibri"/>
+                <w:b w:val="0"/>
+                <w:bCs w:val="0"/>
+                <w:sz w:val="20"/>
+                <w:szCs w:val="20"/>
+                <w:rtl w:val="0"/>
+              </w:rPr>
+              <w:t xml:space="preserve"> más clara: nunca he construido un plan de pruebas formal con criterios de aceptación documentados, y en un sistema de seguridad no hay forma de evitarlo. Segundo, me deja una evidencia de portafolio que puedo mostrar en una entrevista: un sistema funcionando de extremo a extremo, con su informe técnico y su estudio de viabilidad, no un ejercicio de curso. Tercero, el proyecto está formulado como producto vendible y no solo como trabajo académico, de modo que si el Capstone lo deja operativo existe la posibilidad real de continuarlo después de titularme.</w:t>
             </w:r>
             <w:r>
               <w:rPr>
@@ -2586,7 +2624,45 @@
                 <w:szCs w:val="20"/>
                 <w:rtl w:val="0"/>
               </w:rPr>
-              <w:t xml:space="preserve">Duración del semestre y horas de la asignatura. El semestre son 18 semanas, del 10 de agosto al 12 de diciembre de 2026, con hitos evaluativos en las semanas 4, 10, 15 y 17-18. El alcance está dimensionado a esos hitos: el plan de trabajo asigna cada paquete de la EDT a un rango de semanas y a un responsable único, con la entrega de avance de la Semana 10 exigiendo solo motor, API y esquema de datos, y dejando la integración completa para la Semana 15.</w:t>
+              <w:t xml:space="preserve">Duración del semestre y horas de la asignatura. El semestre son 18 semanas, del 10 de agosto al 12 de diciembre de 2026, con hitos </w:t>
+            </w:r>
+            <w:r>
+              <w:rPr>
+                <w:sz w:val="20"/>
+                <w:szCs w:val="20"/>
+                <w:rtl w:val="0"/>
+              </w:rPr>
+              <w:t xml:space="preserve">evolutivos</w:t>
+            </w:r>
+            <w:r>
+              <w:rPr>
+                <w:rFonts w:ascii="Calibri" w:cs="Calibri" w:eastAsia="Calibri" w:hAnsi="Calibri"/>
+                <w:b w:val="0"/>
+                <w:bCs w:val="0"/>
+                <w:sz w:val="20"/>
+                <w:szCs w:val="20"/>
+                <w:rtl w:val="0"/>
+              </w:rPr>
+              <w:t xml:space="preserve"> en las semanas 4, 10, 15 y 17-18. El alcance está dimensionado a esos hitos: el plan de trabajo asigna cada paquete de la EDT a un rango de semanas </w:t>
+            </w:r>
+            <w:r>
+              <w:rPr>
+                <w:sz w:val="20"/>
+                <w:szCs w:val="20"/>
+                <w:rtl w:val="0"/>
+              </w:rPr>
+              <w:t xml:space="preserve">y ha</w:t>
+            </w:r>
+            <w:r>
+              <w:rPr>
+                <w:rFonts w:ascii="Calibri" w:cs="Calibri" w:eastAsia="Calibri" w:hAnsi="Calibri"/>
+                <w:b w:val="0"/>
+                <w:bCs w:val="0"/>
+                <w:sz w:val="20"/>
+                <w:szCs w:val="20"/>
+                <w:rtl w:val="0"/>
+              </w:rPr>
+              <w:t xml:space="preserve"> un responsable único, con la entrega de avance de la Semana 10 exigiendo solo motor, API y esquema de datos, y dejando la integración completa para la Semana 15.</w:t>
             </w:r>
             <w:r>
               <w:rPr>
@@ -2633,7 +2709,45 @@
                 <w:szCs w:val="20"/>
                 <w:rtl w:val="0"/>
               </w:rPr>
-              <w:t xml:space="preserve">Materiales requeridos. Acceso a GPU para el entrenamiento, que se resuelve con Google Colab; datasets públicos de EPP complementados con imágenes propias etiquetadas en Roboflow; una cámara IP compatible ONVIF/RTSP o, en su defecto, un emisor RTSP local sirviendo video pregrabado; y el hardware del dispositivo receptor de alerta (microcontrolador con buzzer y motor háptico) más su gateway. El resto del stack —Python, FastAPI, PostgreSQL, React.js— es software libre.</w:t>
+              <w:t xml:space="preserve">Materiales requeridos. Acceso a GPU para el entrenamiento, que se resuelve con Google Colab; datasets públicos de EPP complementados con imágenes propias etiquetadas en Roboflow; una cámara IP compatible ONVIF/RTSP o, en su defecto, un emisor RTSP local sirviendo video pregrabado; y el hardware del dispositivo receptor de alerta (microcontrolador con buzzer y motor háptico) más su gateway. El resto del stack —Python, </w:t>
+            </w:r>
+            <w:r>
+              <w:rPr>
+                <w:sz w:val="20"/>
+                <w:szCs w:val="20"/>
+                <w:rtl w:val="0"/>
+              </w:rPr>
+              <w:t xml:space="preserve">Fast API</w:t>
+            </w:r>
+            <w:r>
+              <w:rPr>
+                <w:rFonts w:ascii="Calibri" w:cs="Calibri" w:eastAsia="Calibri" w:hAnsi="Calibri"/>
+                <w:b w:val="0"/>
+                <w:bCs w:val="0"/>
+                <w:sz w:val="20"/>
+                <w:szCs w:val="20"/>
+                <w:rtl w:val="0"/>
+              </w:rPr>
+              <w:t xml:space="preserve">, PostgreSQL, React</w:t>
+            </w:r>
+            <w:r>
+              <w:rPr>
+                <w:sz w:val="20"/>
+                <w:szCs w:val="20"/>
+                <w:rtl w:val="0"/>
+              </w:rPr>
+              <w:t xml:space="preserve"> JS</w:t>
+            </w:r>
+            <w:r>
+              <w:rPr>
+                <w:rFonts w:ascii="Calibri" w:cs="Calibri" w:eastAsia="Calibri" w:hAnsi="Calibri"/>
+                <w:b w:val="0"/>
+                <w:bCs w:val="0"/>
+                <w:sz w:val="20"/>
+                <w:szCs w:val="20"/>
+                <w:rtl w:val="0"/>
+              </w:rPr>
+              <w:t xml:space="preserve">— es software libre.</w:t>
             </w:r>
             <w:r>
               <w:rPr>
@@ -3266,7 +3380,26 @@
                 <w:szCs w:val="20"/>
                 <w:rtl w:val="0"/>
               </w:rPr>
-              <w:t xml:space="preserve">1. Entrenar y validar un modelo de detección de objetos YOLOv8 capaz de identificar casco de seguridad y chaleco reflectante con una precisión mAP igual o superior a 0,90.</w:t>
+              <w:t xml:space="preserve">1. Entrenar y validar un modelo de detección de objetos </w:t>
+            </w:r>
+            <w:r>
+              <w:rPr>
+                <w:sz w:val="20"/>
+                <w:szCs w:val="20"/>
+                <w:rtl w:val="0"/>
+              </w:rPr>
+              <w:t xml:space="preserve">YOLO v8</w:t>
+            </w:r>
+            <w:r>
+              <w:rPr>
+                <w:rFonts w:ascii="Calibri" w:cs="Calibri" w:eastAsia="Calibri" w:hAnsi="Calibri"/>
+                <w:b w:val="0"/>
+                <w:bCs w:val="0"/>
+                <w:sz w:val="20"/>
+                <w:szCs w:val="20"/>
+                <w:rtl w:val="0"/>
+              </w:rPr>
+              <w:t xml:space="preserve"> capaz de identificar casco de seguridad y chaleco reflectante con una precisión mAP igual o superior a 0,90.</w:t>
             </w:r>
             <w:r>
               <w:rPr>
@@ -3479,24 +3612,103 @@
           </w:p>
         </w:tc>
       </w:tr>
+      <w:tr>
+        <w:trPr>
+          <w:cantSplit w:val="0"/>
+          <w:trHeight w:val="834" w:hRule="atLeast"/>
+          <w:tblHeader w:val="0"/>
+        </w:trPr>
+        <w:tc>
+          <w:tcPr>
+            <w:vAlign w:val="center"/>
+          </w:tcPr>
+          <w:p>
+            <w:pPr>
+              <w:rPr>
+                <w:rFonts w:ascii="Calibri" w:cs="Calibri" w:eastAsia="Calibri" w:hAnsi="Calibri"/>
+                <w:color w:val="1f3864"/>
+              </w:rPr>
+            </w:pPr>
+            <w:r>
+              <w:rPr>
+                <w:color w:val="1f3864"/>
+                <w:rtl w:val="0"/>
+              </w:rPr>
+              <w:t xml:space="preserve">Formación de la IA y Procesamiento de Datos</w:t>
+            </w:r>
+            <w:r>
+              <w:rPr>
+                <w:rtl w:val="0"/>
+              </w:rPr>
+            </w:r>
+          </w:p>
+        </w:tc>
+        <w:tc>
+          <w:tcPr>
+            <w:vAlign w:val="center"/>
+          </w:tcPr>
+          <w:p>
+            <w:pPr>
+              <w:jc w:val="both"/>
+              <w:rPr>
+                <w:sz w:val="20"/>
+                <w:szCs w:val="20"/>
+              </w:rPr>
+            </w:pPr>
+            <w:r>
+              <w:rPr>
+                <w:sz w:val="20"/>
+                <w:szCs w:val="20"/>
+                <w:rtl w:val="0"/>
+              </w:rPr>
+              <w:t xml:space="preserve">1. Procesamiento Local (Edge Computing): El sistema utiliza un agente el cual se mantiene operativo dentro del sistema de la obra, para procesar el flujo de video de las cámaras IP mediante protocolos ONVIF y RTSP. Al no enviar el video continuo a la nube para su análisis, se reduce drásticamente la superficie de ataque cibernético y el riesgo de interceptación de datos sensibles de la faena.</w:t>
+            </w:r>
+          </w:p>
+          <w:p>
+            <w:pPr>
+              <w:jc w:val="both"/>
+              <w:rPr>
+                <w:sz w:val="20"/>
+                <w:szCs w:val="20"/>
+              </w:rPr>
+            </w:pPr>
+            <w:r>
+              <w:rPr>
+                <w:sz w:val="20"/>
+                <w:szCs w:val="20"/>
+                <w:rtl w:val="0"/>
+              </w:rPr>
+              <w:t xml:space="preserve">2. Anonimización y Evitación de Datos Biométricos(ISO/IEC 27701): El modelo YOLO v8 está entrenado específicamente para la detección de objetos (cascos de seguridad y chalecos reflectantes), no para el reconocimiento biométrico de personas.</w:t>
+            </w:r>
+          </w:p>
+          <w:p>
+            <w:pPr>
+              <w:jc w:val="both"/>
+              <w:rPr>
+                <w:rFonts w:ascii="Calibri" w:cs="Calibri" w:eastAsia="Calibri" w:hAnsi="Calibri"/>
+                <w:b w:val="0"/>
+                <w:bCs w:val="0"/>
+                <w:sz w:val="20"/>
+                <w:szCs w:val="20"/>
+              </w:rPr>
+            </w:pPr>
+            <w:r>
+              <w:rPr>
+                <w:sz w:val="20"/>
+                <w:szCs w:val="20"/>
+                <w:rtl w:val="0"/>
+              </w:rPr>
+              <w:t xml:space="preserve">3. Difuminado Facial: El sistema aplica un difuminado facial automático para garantizar el anonimato. Esto es crucial para cumplir con la Ley 19.628, ya que al difuminar los rostros, las imágenes dejan de ser consideradas "datos personales" identificables en el flujo de monitoreo constante, protegiendo la identidad del trabajador frente a vulneraciones.</w:t>
+            </w:r>
+            <w:r>
+              <w:rPr>
+                <w:rtl w:val="0"/>
+              </w:rPr>
+            </w:r>
+          </w:p>
+        </w:tc>
+      </w:tr>
     </w:tbl>
-    <w:p>
-      <w:pPr>
-        <w:spacing w:after="0" w:line="360" w:lineRule="auto"/>
-        <w:jc w:val="both"/>
-        <w:rPr>
-          <w:b w:val="1"/>
-          <w:bCs w:val="1"/>
-          <w:sz w:val="24"/>
-          <w:szCs w:val="24"/>
-        </w:rPr>
-      </w:pPr>
-      <w:r>
-        <w:rPr>
-          <w:rtl w:val="0"/>
-        </w:rPr>
-      </w:r>
-    </w:p>
     <w:p>
       <w:pPr>
         <w:spacing w:after="0" w:line="360" w:lineRule="auto"/>
@@ -10228,9 +10440,440 @@
         </w:rPr>
       </w:r>
     </w:p>
+    <w:sdt>
+      <w:sdtPr>
+        <w:lock w:val="contentLocked"/>
+        <w:id w:val="1936395224"/>
+        <w:tag w:val="goog_rdk_0"/>
+      </w:sdtPr>
+      <w:sdtContent>
+        <w:tbl>
+          <w:tblPr>
+            <w:tblStyle w:val="Table15"/>
+            <w:tblW w:w="9640.0" w:type="dxa"/>
+            <w:jc w:val="left"/>
+            <w:tblInd w:w="-714.0" w:type="dxa"/>
+            <w:tblBorders>
+              <w:top w:color="bfbfbf" w:space="0" w:sz="4" w:val="single"/>
+              <w:left w:color="bfbfbf" w:space="0" w:sz="4" w:val="single"/>
+              <w:bottom w:color="bfbfbf" w:space="0" w:sz="4" w:val="single"/>
+              <w:right w:color="bfbfbf" w:space="0" w:sz="4" w:val="single"/>
+              <w:insideH w:color="bfbfbf" w:space="0" w:sz="4" w:val="single"/>
+              <w:insideV w:color="bfbfbf" w:space="0" w:sz="4" w:val="single"/>
+            </w:tblBorders>
+            <w:tblLayout w:type="fixed"/>
+            <w:tblLook w:val="0400"/>
+          </w:tblPr>
+          <w:tblGrid>
+            <w:gridCol w:w="9640"/>
+            <w:tblGridChange w:id="0">
+              <w:tblGrid>
+                <w:gridCol w:w="9640"/>
+              </w:tblGrid>
+            </w:tblGridChange>
+          </w:tblGrid>
+          <w:tr>
+            <w:trPr>
+              <w:cantSplit w:val="0"/>
+              <w:trHeight w:val="440" w:hRule="atLeast"/>
+              <w:tblHeader w:val="0"/>
+            </w:trPr>
+            <w:tc>
+              <w:tcPr>
+                <w:vAlign w:val="center"/>
+              </w:tcPr>
+              <w:p>
+                <w:pPr>
+                  <w:rPr>
+                    <w:b w:val="1"/>
+                    <w:bCs w:val="1"/>
+                    <w:color w:val="1f3864"/>
+                    <w:sz w:val="28"/>
+                    <w:szCs w:val="28"/>
+                  </w:rPr>
+                </w:pPr>
+                <w:r>
+                  <w:rPr>
+                    <w:b w:val="1"/>
+                    <w:bCs w:val="1"/>
+                    <w:color w:val="1f3864"/>
+                    <w:sz w:val="28"/>
+                    <w:szCs w:val="28"/>
+                    <w:rtl w:val="0"/>
+                  </w:rPr>
+                  <w:t xml:space="preserve">8. Seguridad y Gobernanza (Api y Dashboard)</w:t>
+                </w:r>
+              </w:p>
+            </w:tc>
+          </w:tr>
+        </w:tbl>
+      </w:sdtContent>
+    </w:sdt>
+    <w:p>
+      <w:pPr>
+        <w:spacing w:after="0" w:line="360" w:lineRule="auto"/>
+        <w:jc w:val="both"/>
+        <w:rPr>
+          <w:sz w:val="24"/>
+          <w:szCs w:val="24"/>
+        </w:rPr>
+      </w:pPr>
+      <w:r>
+        <w:rPr>
+          <w:sz w:val="24"/>
+          <w:szCs w:val="24"/>
+          <w:rtl w:val="0"/>
+        </w:rPr>
+        <w:t xml:space="preserve">El almacenamiento y la gestión de los datos sensibles debe de cumplir principios de confidencialidad e integridad de la información.</w:t>
+      </w:r>
+    </w:p>
+    <w:p>
+      <w:pPr>
+        <w:numPr>
+          <w:ilvl w:val="0"/>
+          <w:numId w:val="2"/>
+        </w:numPr>
+        <w:spacing w:after="0" w:line="360" w:lineRule="auto"/>
+        <w:ind w:left="720" w:hanging="360"/>
+        <w:jc w:val="both"/>
+        <w:rPr>
+          <w:sz w:val="24"/>
+          <w:szCs w:val="24"/>
+          <w:u w:val="none"/>
+        </w:rPr>
+      </w:pPr>
+      <w:r>
+        <w:rPr>
+          <w:sz w:val="24"/>
+          <w:szCs w:val="24"/>
+          <w:rtl w:val="0"/>
+        </w:rPr>
+        <w:t xml:space="preserve">Control de Acceso Basado en Roles (RBAC): El dashboard web y la API REST (desarrollada en FastAPI) cuentan con un sistema de administración de usuarios clasificados por rol. Esto garantiza que la evidencia fotográfica y los reportes de incidentes almacenados en la base de datos PostgreSQL solo sean accesibles por personal autorizado, como los prevencionistas de riesgos o jefes de terreno.</w:t>
+      </w:r>
+    </w:p>
+    <w:p>
+      <w:pPr>
+        <w:spacing w:after="0" w:line="360" w:lineRule="auto"/>
+        <w:ind w:left="720" w:firstLine="0"/>
+        <w:jc w:val="both"/>
+        <w:rPr>
+          <w:sz w:val="24"/>
+          <w:szCs w:val="24"/>
+        </w:rPr>
+      </w:pPr>
+      <w:r>
+        <w:rPr>
+          <w:rtl w:val="0"/>
+        </w:rPr>
+      </w:r>
+    </w:p>
+    <w:p>
+      <w:pPr>
+        <w:numPr>
+          <w:ilvl w:val="0"/>
+          <w:numId w:val="2"/>
+        </w:numPr>
+        <w:spacing w:after="0" w:line="360" w:lineRule="auto"/>
+        <w:ind w:left="720" w:hanging="360"/>
+        <w:jc w:val="both"/>
+        <w:rPr>
+          <w:sz w:val="24"/>
+          <w:szCs w:val="24"/>
+          <w:u w:val="none"/>
+        </w:rPr>
+      </w:pPr>
+      <w:r>
+        <w:rPr>
+          <w:sz w:val="24"/>
+          <w:szCs w:val="24"/>
+          <w:rtl w:val="0"/>
+        </w:rPr>
+        <w:t xml:space="preserve">Gestión Segura de Evidencias: El sistema registra cada incidente en la base de datos con una imagen de evidencia, indicando la zona, el tipo de infracción y la hora. Desde la perspectiva de la ciberseguridad, está trazabilidad auditable protege la integridad de los datos, asegurando que la evidencia no sea alterada y sirva como respaldo fidedigno ante fiscalizaciones.</w:t>
+      </w:r>
+    </w:p>
+    <w:p>
+      <w:pPr>
+        <w:spacing w:after="0" w:line="360" w:lineRule="auto"/>
+        <w:ind w:left="720" w:firstLine="0"/>
+        <w:jc w:val="both"/>
+        <w:rPr>
+          <w:sz w:val="24"/>
+          <w:szCs w:val="24"/>
+        </w:rPr>
+      </w:pPr>
+      <w:r>
+        <w:rPr>
+          <w:rtl w:val="0"/>
+        </w:rPr>
+      </w:r>
+    </w:p>
+    <w:p>
+      <w:pPr>
+        <w:numPr>
+          <w:ilvl w:val="0"/>
+          <w:numId w:val="2"/>
+        </w:numPr>
+        <w:spacing w:after="0" w:line="360" w:lineRule="auto"/>
+        <w:ind w:left="720" w:hanging="360"/>
+        <w:jc w:val="both"/>
+        <w:rPr>
+          <w:sz w:val="24"/>
+          <w:szCs w:val="24"/>
+          <w:u w:val="none"/>
+        </w:rPr>
+      </w:pPr>
+      <w:r>
+        <w:rPr>
+          <w:sz w:val="24"/>
+          <w:szCs w:val="24"/>
+          <w:rtl w:val="0"/>
+        </w:rPr>
+        <w:t xml:space="preserve">Notificaciones Seguras: Las notificaciones enviadas al prevencionista de riesgos vía SMS y correo electrónico operan bajo canales cifrados, transmitiendo únicamente la información esencial del incidente (sector, tipo de infracción, hora e imagen) para mitigar riesgos en caso de interceptación de datos sensibles.</w:t>
+      </w:r>
+    </w:p>
+    <w:p>
+      <w:pPr>
+        <w:spacing w:after="0" w:line="360" w:lineRule="auto"/>
+        <w:jc w:val="both"/>
+        <w:rPr>
+          <w:b w:val="1"/>
+          <w:bCs w:val="1"/>
+          <w:sz w:val="24"/>
+          <w:szCs w:val="24"/>
+        </w:rPr>
+      </w:pPr>
+      <w:r>
+        <w:rPr>
+          <w:rtl w:val="0"/>
+        </w:rPr>
+      </w:r>
+    </w:p>
+    <w:sdt>
+      <w:sdtPr>
+        <w:lock w:val="contentLocked"/>
+        <w:id w:val="-2064318299"/>
+        <w:tag w:val="goog_rdk_1"/>
+      </w:sdtPr>
+      <w:sdtContent>
+        <w:tbl>
+          <w:tblPr>
+            <w:tblStyle w:val="Table16"/>
+            <w:tblW w:w="9640.0" w:type="dxa"/>
+            <w:jc w:val="left"/>
+            <w:tblInd w:w="-714.0" w:type="dxa"/>
+            <w:tblBorders>
+              <w:top w:color="bfbfbf" w:space="0" w:sz="4" w:val="single"/>
+              <w:left w:color="bfbfbf" w:space="0" w:sz="4" w:val="single"/>
+              <w:bottom w:color="bfbfbf" w:space="0" w:sz="4" w:val="single"/>
+              <w:right w:color="bfbfbf" w:space="0" w:sz="4" w:val="single"/>
+              <w:insideH w:color="bfbfbf" w:space="0" w:sz="4" w:val="single"/>
+              <w:insideV w:color="bfbfbf" w:space="0" w:sz="4" w:val="single"/>
+            </w:tblBorders>
+            <w:tblLayout w:type="fixed"/>
+            <w:tblLook w:val="0400"/>
+          </w:tblPr>
+          <w:tblGrid>
+            <w:gridCol w:w="9640"/>
+            <w:tblGridChange w:id="0">
+              <w:tblGrid>
+                <w:gridCol w:w="9640"/>
+              </w:tblGrid>
+            </w:tblGridChange>
+          </w:tblGrid>
+          <w:tr>
+            <w:trPr>
+              <w:cantSplit w:val="0"/>
+              <w:trHeight w:val="440" w:hRule="atLeast"/>
+              <w:tblHeader w:val="0"/>
+            </w:trPr>
+            <w:tc>
+              <w:tcPr>
+                <w:vAlign w:val="center"/>
+              </w:tcPr>
+              <w:p>
+                <w:pPr>
+                  <w:rPr>
+                    <w:b w:val="1"/>
+                    <w:bCs w:val="1"/>
+                    <w:color w:val="1f3864"/>
+                    <w:sz w:val="28"/>
+                    <w:szCs w:val="28"/>
+                  </w:rPr>
+                </w:pPr>
+                <w:r>
+                  <w:rPr>
+                    <w:b w:val="1"/>
+                    <w:bCs w:val="1"/>
+                    <w:color w:val="1f3864"/>
+                    <w:sz w:val="28"/>
+                    <w:szCs w:val="28"/>
+                    <w:rtl w:val="0"/>
+                  </w:rPr>
+                  <w:t xml:space="preserve">9. Modelo de negocios</w:t>
+                </w:r>
+              </w:p>
+            </w:tc>
+          </w:tr>
+        </w:tbl>
+      </w:sdtContent>
+    </w:sdt>
+    <w:p>
+      <w:pPr>
+        <w:spacing w:after="0" w:line="360" w:lineRule="auto"/>
+        <w:jc w:val="both"/>
+        <w:rPr>
+          <w:sz w:val="24"/>
+          <w:szCs w:val="24"/>
+        </w:rPr>
+      </w:pPr>
+      <w:r>
+        <w:rPr>
+          <w:sz w:val="24"/>
+          <w:szCs w:val="24"/>
+          <w:rtl w:val="0"/>
+        </w:rPr>
+        <w:t xml:space="preserve">El modelo de negocio de CascoVision se ve fuertemente fortalecido al alinearse con la legislación laboral y de seguridad chilena, convirtiendo el cumplimiento normativo a través de una ventaja competitiva B2B.</w:t>
+      </w:r>
+    </w:p>
+    <w:p>
+      <w:pPr>
+        <w:numPr>
+          <w:ilvl w:val="0"/>
+          <w:numId w:val="3"/>
+        </w:numPr>
+        <w:spacing w:after="0" w:line="360" w:lineRule="auto"/>
+        <w:ind w:left="720" w:hanging="360"/>
+        <w:jc w:val="both"/>
+        <w:rPr>
+          <w:sz w:val="24"/>
+          <w:szCs w:val="24"/>
+          <w:u w:val="none"/>
+        </w:rPr>
+      </w:pPr>
+      <w:r>
+        <w:rPr>
+          <w:sz w:val="24"/>
+          <w:szCs w:val="24"/>
+          <w:rtl w:val="0"/>
+        </w:rPr>
+        <w:t xml:space="preserve">Cumplimiento Laboral (Dirección del Trabajo): En Chile, la Dirección del Trabajo establece que las cámaras de seguridad no pueden usarse para el control conductual directo o acoso del trabajador, en búsqueda de respetar la dignidad de los trabajadores y para no realizar mal uso de las cámaras de seguridad. Al enfocar el sistema exclusivamente en la detección de Equipos de Protección Personal (EPP) y garantizar el anonimato facial de los trabajadores en riesgo, CascoVision se posiciona legalmente como una herramienta estricta de salud y seguridad ocupacional, evitando conflictos sindicales o multas por vulneración de derechos fundamentales.</w:t>
+      </w:r>
+    </w:p>
+    <w:p>
+      <w:pPr>
+        <w:spacing w:after="0" w:line="360" w:lineRule="auto"/>
+        <w:ind w:left="720" w:firstLine="0"/>
+        <w:jc w:val="both"/>
+        <w:rPr>
+          <w:sz w:val="24"/>
+          <w:szCs w:val="24"/>
+        </w:rPr>
+      </w:pPr>
+      <w:r>
+        <w:rPr>
+          <w:rtl w:val="0"/>
+        </w:rPr>
+      </w:r>
+    </w:p>
+    <w:p>
+      <w:pPr>
+        <w:numPr>
+          <w:ilvl w:val="0"/>
+          <w:numId w:val="3"/>
+        </w:numPr>
+        <w:spacing w:after="0" w:line="360" w:lineRule="auto"/>
+        <w:ind w:left="720" w:hanging="360"/>
+        <w:jc w:val="both"/>
+        <w:rPr>
+          <w:sz w:val="24"/>
+          <w:szCs w:val="24"/>
+          <w:u w:val="none"/>
+        </w:rPr>
+      </w:pPr>
+      <w:r>
+        <w:rPr>
+          <w:sz w:val="24"/>
+          <w:szCs w:val="24"/>
+          <w:rtl w:val="0"/>
+        </w:rPr>
+        <w:t xml:space="preserve">Mitigación de Riesgos Financieros y Penales: El incumplimiento en el uso de EPP expone a las empresas constructoras a multas de la Dirección del Trabajo que oscilan entre 1 y 150 UTM (aprox. $65.000 a $9.750.000), sin contar las eventuales demandas civiles y penales en caso de accidentes graves. CascoVision ofrece un retorno de inversión (ROI) justificado al prevenir estas sanciones económicas de forma activa.</w:t>
+      </w:r>
+    </w:p>
+    <w:p>
+      <w:pPr>
+        <w:spacing w:after="0" w:line="360" w:lineRule="auto"/>
+        <w:ind w:left="720" w:firstLine="0"/>
+        <w:jc w:val="both"/>
+        <w:rPr>
+          <w:sz w:val="24"/>
+          <w:szCs w:val="24"/>
+        </w:rPr>
+      </w:pPr>
+      <w:r>
+        <w:rPr>
+          <w:rtl w:val="0"/>
+        </w:rPr>
+      </w:r>
+    </w:p>
+    <w:p>
+      <w:pPr>
+        <w:numPr>
+          <w:ilvl w:val="0"/>
+          <w:numId w:val="3"/>
+        </w:numPr>
+        <w:spacing w:after="0" w:line="360" w:lineRule="auto"/>
+        <w:ind w:left="720" w:hanging="360"/>
+        <w:jc w:val="both"/>
+        <w:rPr>
+          <w:sz w:val="24"/>
+          <w:szCs w:val="24"/>
+          <w:u w:val="none"/>
+        </w:rPr>
+      </w:pPr>
+      <w:r>
+        <w:rPr>
+          <w:sz w:val="24"/>
+          <w:szCs w:val="24"/>
+          <w:rtl w:val="0"/>
+        </w:rPr>
+        <w:t xml:space="preserve">Certificación ISO 45001 y Ley 16.744: El registro automatizado y la reportería histórica (generable en PDF y Excel) ofrecen a las constructoras, concesionarias viales y empresas mineras la trazabilidad documentada necesaria para respaldar el cumplimiento de la norma ISO 45001 y la legislación sobre accidentes del trabajo (Ley 16.744 y DS 594). Esto facilita enormemente los procesos de auditoría interna y fiscalización externa.</w:t>
+      </w:r>
+    </w:p>
+    <w:p>
+      <w:pPr>
+        <w:spacing w:after="0" w:line="360" w:lineRule="auto"/>
+        <w:ind w:left="720" w:firstLine="0"/>
+        <w:jc w:val="both"/>
+        <w:rPr>
+          <w:sz w:val="24"/>
+          <w:szCs w:val="24"/>
+        </w:rPr>
+      </w:pPr>
+      <w:r>
+        <w:rPr>
+          <w:rtl w:val="0"/>
+        </w:rPr>
+      </w:r>
+    </w:p>
+    <w:p>
+      <w:pPr>
+        <w:spacing w:after="0" w:line="360" w:lineRule="auto"/>
+        <w:ind w:left="720" w:firstLine="0"/>
+        <w:jc w:val="both"/>
+        <w:rPr>
+          <w:sz w:val="24"/>
+          <w:szCs w:val="24"/>
+        </w:rPr>
+      </w:pPr>
+      <w:r>
+        <w:rPr>
+          <w:rtl w:val="0"/>
+        </w:rPr>
+      </w:r>
+    </w:p>
     <w:tbl>
       <w:tblPr>
-        <w:tblStyle w:val="Table15"/>
+        <w:tblStyle w:val="Table17"/>
         <w:tblW w:w="9640.0" w:type="dxa"/>
         <w:jc w:val="left"/>
         <w:tblInd w:w="-714.0" w:type="dxa"/>
@@ -10282,7 +10925,7 @@
                 <w:szCs w:val="28"/>
                 <w:rtl w:val="0"/>
               </w:rPr>
-              <w:t xml:space="preserve">8. Carta Gantt </w:t>
+              <w:t xml:space="preserve">10. Carta Gantt </w:t>
             </w:r>
           </w:p>
         </w:tc>
@@ -10393,7 +11036,7 @@
     </w:p>
     <w:tbl>
       <w:tblPr>
-        <w:tblStyle w:val="Table16"/>
+        <w:tblStyle w:val="Table18"/>
         <w:tblW w:w="9060.0" w:type="dxa"/>
         <w:jc w:val="center"/>
         <w:tblBorders>
@@ -16324,7 +16967,7 @@
   </w:p>
   <w:tbl>
     <w:tblPr>
-      <w:tblStyle w:val="Table17"/>
+      <w:tblStyle w:val="Table19"/>
       <w:tblW w:w="9923.0" w:type="dxa"/>
       <w:jc w:val="left"/>
       <w:tblInd w:w="-709.0" w:type="dxa"/>
@@ -16620,8 +17263,234 @@
       <w:rPr/>
     </w:lvl>
   </w:abstractNum>
+  <w:abstractNum w:abstractNumId="2">
+    <w:lvl w:ilvl="0">
+      <w:start w:val="1"/>
+      <w:numFmt w:val="decimal"/>
+      <w:lvlText w:val="%1."/>
+      <w:lvlJc w:val="left"/>
+      <w:pPr>
+        <w:ind w:left="720" w:hanging="360"/>
+      </w:pPr>
+      <w:rPr>
+        <w:u w:val="none"/>
+      </w:rPr>
+    </w:lvl>
+    <w:lvl w:ilvl="1">
+      <w:start w:val="1"/>
+      <w:numFmt w:val="lowerLetter"/>
+      <w:lvlText w:val="%2."/>
+      <w:lvlJc w:val="left"/>
+      <w:pPr>
+        <w:ind w:left="1440" w:hanging="360"/>
+      </w:pPr>
+      <w:rPr>
+        <w:u w:val="none"/>
+      </w:rPr>
+    </w:lvl>
+    <w:lvl w:ilvl="2">
+      <w:start w:val="1"/>
+      <w:numFmt w:val="lowerRoman"/>
+      <w:lvlText w:val="%3."/>
+      <w:lvlJc w:val="right"/>
+      <w:pPr>
+        <w:ind w:left="2160" w:hanging="360"/>
+      </w:pPr>
+      <w:rPr>
+        <w:u w:val="none"/>
+      </w:rPr>
+    </w:lvl>
+    <w:lvl w:ilvl="3">
+      <w:start w:val="1"/>
+      <w:numFmt w:val="decimal"/>
+      <w:lvlText w:val="%4."/>
+      <w:lvlJc w:val="left"/>
+      <w:pPr>
+        <w:ind w:left="2880" w:hanging="360"/>
+      </w:pPr>
+      <w:rPr>
+        <w:u w:val="none"/>
+      </w:rPr>
+    </w:lvl>
+    <w:lvl w:ilvl="4">
+      <w:start w:val="1"/>
+      <w:numFmt w:val="lowerLetter"/>
+      <w:lvlText w:val="%5."/>
+      <w:lvlJc w:val="left"/>
+      <w:pPr>
+        <w:ind w:left="3600" w:hanging="360"/>
+      </w:pPr>
+      <w:rPr>
+        <w:u w:val="none"/>
+      </w:rPr>
+    </w:lvl>
+    <w:lvl w:ilvl="5">
+      <w:start w:val="1"/>
+      <w:numFmt w:val="lowerRoman"/>
+      <w:lvlText w:val="%6."/>
+      <w:lvlJc w:val="right"/>
+      <w:pPr>
+        <w:ind w:left="4320" w:hanging="360"/>
+      </w:pPr>
+      <w:rPr>
+        <w:u w:val="none"/>
+      </w:rPr>
+    </w:lvl>
+    <w:lvl w:ilvl="6">
+      <w:start w:val="1"/>
+      <w:numFmt w:val="decimal"/>
+      <w:lvlText w:val="%7."/>
+      <w:lvlJc w:val="left"/>
+      <w:pPr>
+        <w:ind w:left="5040" w:hanging="360"/>
+      </w:pPr>
+      <w:rPr>
+        <w:u w:val="none"/>
+      </w:rPr>
+    </w:lvl>
+    <w:lvl w:ilvl="7">
+      <w:start w:val="1"/>
+      <w:numFmt w:val="lowerLetter"/>
+      <w:lvlText w:val="%8."/>
+      <w:lvlJc w:val="left"/>
+      <w:pPr>
+        <w:ind w:left="5760" w:hanging="360"/>
+      </w:pPr>
+      <w:rPr>
+        <w:u w:val="none"/>
+      </w:rPr>
+    </w:lvl>
+    <w:lvl w:ilvl="8">
+      <w:start w:val="1"/>
+      <w:numFmt w:val="lowerRoman"/>
+      <w:lvlText w:val="%9."/>
+      <w:lvlJc w:val="right"/>
+      <w:pPr>
+        <w:ind w:left="6480" w:hanging="360"/>
+      </w:pPr>
+      <w:rPr>
+        <w:u w:val="none"/>
+      </w:rPr>
+    </w:lvl>
+  </w:abstractNum>
+  <w:abstractNum w:abstractNumId="3">
+    <w:lvl w:ilvl="0">
+      <w:start w:val="1"/>
+      <w:numFmt w:val="decimal"/>
+      <w:lvlText w:val="%1."/>
+      <w:lvlJc w:val="left"/>
+      <w:pPr>
+        <w:ind w:left="720" w:hanging="360"/>
+      </w:pPr>
+      <w:rPr>
+        <w:u w:val="none"/>
+      </w:rPr>
+    </w:lvl>
+    <w:lvl w:ilvl="1">
+      <w:start w:val="1"/>
+      <w:numFmt w:val="lowerLetter"/>
+      <w:lvlText w:val="%2."/>
+      <w:lvlJc w:val="left"/>
+      <w:pPr>
+        <w:ind w:left="1440" w:hanging="360"/>
+      </w:pPr>
+      <w:rPr>
+        <w:u w:val="none"/>
+      </w:rPr>
+    </w:lvl>
+    <w:lvl w:ilvl="2">
+      <w:start w:val="1"/>
+      <w:numFmt w:val="lowerRoman"/>
+      <w:lvlText w:val="%3."/>
+      <w:lvlJc w:val="right"/>
+      <w:pPr>
+        <w:ind w:left="2160" w:hanging="360"/>
+      </w:pPr>
+      <w:rPr>
+        <w:u w:val="none"/>
+      </w:rPr>
+    </w:lvl>
+    <w:lvl w:ilvl="3">
+      <w:start w:val="1"/>
+      <w:numFmt w:val="decimal"/>
+      <w:lvlText w:val="%4."/>
+      <w:lvlJc w:val="left"/>
+      <w:pPr>
+        <w:ind w:left="2880" w:hanging="360"/>
+      </w:pPr>
+      <w:rPr>
+        <w:u w:val="none"/>
+      </w:rPr>
+    </w:lvl>
+    <w:lvl w:ilvl="4">
+      <w:start w:val="1"/>
+      <w:numFmt w:val="lowerLetter"/>
+      <w:lvlText w:val="%5."/>
+      <w:lvlJc w:val="left"/>
+      <w:pPr>
+        <w:ind w:left="3600" w:hanging="360"/>
+      </w:pPr>
+      <w:rPr>
+        <w:u w:val="none"/>
+      </w:rPr>
+    </w:lvl>
+    <w:lvl w:ilvl="5">
+      <w:start w:val="1"/>
+      <w:numFmt w:val="lowerRoman"/>
+      <w:lvlText w:val="%6."/>
+      <w:lvlJc w:val="right"/>
+      <w:pPr>
+        <w:ind w:left="4320" w:hanging="360"/>
+      </w:pPr>
+      <w:rPr>
+        <w:u w:val="none"/>
+      </w:rPr>
+    </w:lvl>
+    <w:lvl w:ilvl="6">
+      <w:start w:val="1"/>
+      <w:numFmt w:val="decimal"/>
+      <w:lvlText w:val="%7."/>
+      <w:lvlJc w:val="left"/>
+      <w:pPr>
+        <w:ind w:left="5040" w:hanging="360"/>
+      </w:pPr>
+      <w:rPr>
+        <w:u w:val="none"/>
+      </w:rPr>
+    </w:lvl>
+    <w:lvl w:ilvl="7">
+      <w:start w:val="1"/>
+      <w:numFmt w:val="lowerLetter"/>
+      <w:lvlText w:val="%8."/>
+      <w:lvlJc w:val="left"/>
+      <w:pPr>
+        <w:ind w:left="5760" w:hanging="360"/>
+      </w:pPr>
+      <w:rPr>
+        <w:u w:val="none"/>
+      </w:rPr>
+    </w:lvl>
+    <w:lvl w:ilvl="8">
+      <w:start w:val="1"/>
+      <w:numFmt w:val="lowerRoman"/>
+      <w:lvlText w:val="%9."/>
+      <w:lvlJc w:val="right"/>
+      <w:pPr>
+        <w:ind w:left="6480" w:hanging="360"/>
+      </w:pPr>
+      <w:rPr>
+        <w:u w:val="none"/>
+      </w:rPr>
+    </w:lvl>
+  </w:abstractNum>
   <w:num w:numId="1">
     <w:abstractNumId w:val="1"/>
+  </w:num>
+  <w:num w:numId="2">
+    <w:abstractNumId w:val="2"/>
+  </w:num>
+  <w:num w:numId="3">
+    <w:abstractNumId w:val="3"/>
   </w:num>
 </w:numbering>
 </file>
@@ -17354,6 +18223,40 @@
   </w:style>
   <w:style w:type="table" w:styleId="Table16">
     <w:basedOn w:val="TableNormal"/>
+    <w:rPr>
+      <w:sz w:val="22"/>
+      <w:szCs w:val="22"/>
+    </w:rPr>
+    <w:tblPr>
+      <w:tblStyleRowBandSize w:val="1"/>
+      <w:tblStyleColBandSize w:val="1"/>
+      <w:tblCellMar>
+        <w:top w:w="0.0" w:type="dxa"/>
+        <w:left w:w="108.0" w:type="dxa"/>
+        <w:bottom w:w="0.0" w:type="dxa"/>
+        <w:right w:w="108.0" w:type="dxa"/>
+      </w:tblCellMar>
+    </w:tblPr>
+  </w:style>
+  <w:style w:type="table" w:styleId="Table17">
+    <w:basedOn w:val="TableNormal"/>
+    <w:rPr>
+      <w:sz w:val="22"/>
+      <w:szCs w:val="22"/>
+    </w:rPr>
+    <w:tblPr>
+      <w:tblStyleRowBandSize w:val="1"/>
+      <w:tblStyleColBandSize w:val="1"/>
+      <w:tblCellMar>
+        <w:top w:w="0.0" w:type="dxa"/>
+        <w:left w:w="108.0" w:type="dxa"/>
+        <w:bottom w:w="0.0" w:type="dxa"/>
+        <w:right w:w="108.0" w:type="dxa"/>
+      </w:tblCellMar>
+    </w:tblPr>
+  </w:style>
+  <w:style w:type="table" w:styleId="Table18">
+    <w:basedOn w:val="TableNormal"/>
     <w:tblPr>
       <w:tblStyleRowBandSize w:val="1"/>
       <w:tblStyleColBandSize w:val="1"/>
@@ -17365,7 +18268,7 @@
       </w:tblCellMar>
     </w:tblPr>
   </w:style>
-  <w:style w:type="table" w:styleId="Table17">
+  <w:style w:type="table" w:styleId="Table19">
     <w:basedOn w:val="TableNormal"/>
     <w:rPr>
       <w:sz w:val="22"/>
@@ -17707,7 +18610,7 @@
 
 <file path=customXML/item1.xml><?xml version="1.0" encoding="utf-8"?>
 <go:gDocsCustomXmlDataStorage xmlns:go="http://customooxmlschemas.google.com/" xmlns:r="http://schemas.openxmlformats.org/officeDocument/2006/relationships" uri="GoogleDocsCustomDataVersion2">
-  <go:docsCustomData xmlns:go="http://customooxmlschemas.google.com/" roundtripDataSignature="AMtx7miHnS5YUQqjiiyEkxYZSi5G4owSLg==">CgMxLjA4AHIhMWlWYWNuQjdWTzdHdXlOSzBVaG83Unp3TXhDbkhyVlh3</go:docsCustomData>
+  <go:docsCustomData xmlns:go="http://customooxmlschemas.google.com/" roundtripDataSignature="AMtx7mhDnu/54ZAglddu7IydwXOyRSJ7jA==">CgMxLjAaHwoBMBIaChgICVIUChJ0YWJsZS4yaTdpMXBqemdicXoaHwoBMRIaChgICVIUChJ0YWJsZS55YnFjbGo1YXk5dnk4AHIhMWlWYWNuQjdWTzdHdXlOSzBVaG83Unp3TXhDbkhyVlh3</go:docsCustomData>
 </go:gDocsCustomXmlDataStorage>
 </file>
 
